--- a/medical_accident_its_analysis/manuscript/hp_supplementary.docx
+++ b/medical_accident_its_analysis/manuscript/hp_supplementary.docx
@@ -576,6 +576,90 @@
           </w:p>
         </w:tc>
       </w:tr>
+      <w:tr>
+        <w:tc>
+          <w:tcPr>
+            <w:tcW w:type="dxa" w:w="1872"/>
+          </w:tcPr>
+          <w:p>
+            <w:r>
+              <w:rPr>
+                <w:rFonts w:ascii="Times New Roman" w:hAnsi="Times New Roman"/>
+                <w:sz w:val="18"/>
+              </w:rPr>
+              <w:t>JMSR report counts</w:t>
+            </w:r>
+          </w:p>
+        </w:tc>
+        <w:tc>
+          <w:tcPr>
+            <w:tcW w:type="dxa" w:w="1872"/>
+          </w:tcPr>
+          <w:p>
+            <w:pPr>
+              <w:jc w:val="center"/>
+            </w:pPr>
+            <w:r>
+              <w:rPr>
+                <w:rFonts w:ascii="Times New Roman" w:hAnsi="Times New Roman"/>
+                <w:sz w:val="18"/>
+              </w:rPr>
+              <w:t>JMSR / MAIS</w:t>
+            </w:r>
+          </w:p>
+        </w:tc>
+        <w:tc>
+          <w:tcPr>
+            <w:tcW w:type="dxa" w:w="1872"/>
+          </w:tcPr>
+          <w:p>
+            <w:pPr>
+              <w:jc w:val="center"/>
+            </w:pPr>
+            <w:r>
+              <w:rPr>
+                <w:rFonts w:ascii="Times New Roman" w:hAnsi="Times New Roman"/>
+                <w:sz w:val="18"/>
+              </w:rPr>
+              <w:t>Annual</w:t>
+            </w:r>
+          </w:p>
+        </w:tc>
+        <w:tc>
+          <w:tcPr>
+            <w:tcW w:type="dxa" w:w="1872"/>
+          </w:tcPr>
+          <w:p>
+            <w:pPr>
+              <w:jc w:val="center"/>
+            </w:pPr>
+            <w:r>
+              <w:rPr>
+                <w:rFonts w:ascii="Times New Roman" w:hAnsi="Times New Roman"/>
+                <w:sz w:val="18"/>
+              </w:rPr>
+              <w:t>2015–2024</w:t>
+            </w:r>
+          </w:p>
+        </w:tc>
+        <w:tc>
+          <w:tcPr>
+            <w:tcW w:type="dxa" w:w="1872"/>
+          </w:tcPr>
+          <w:p>
+            <w:pPr>
+              <w:jc w:val="center"/>
+            </w:pPr>
+            <w:r>
+              <w:rPr>
+                <w:rFonts w:ascii="Times New Roman" w:hAnsi="Times New Roman"/>
+                <w:sz w:val="18"/>
+              </w:rPr>
+              <w:t>Sensitivity (2016-2024)</w:t>
+            </w:r>
+          </w:p>
+        </w:tc>
+      </w:tr>
     </w:tbl>
     <w:p/>
     <w:p>
@@ -1121,6 +1205,241 @@
       </w:tr>
     </w:tbl>
     <w:p/>
+    <w:p>
+      <w:pPr>
+        <w:spacing w:before="280" w:after="120"/>
+      </w:pPr>
+      <w:r>
+        <w:rPr>
+          <w:rFonts w:ascii="Times New Roman" w:hAnsi="Times New Roman"/>
+          <w:b/>
+          <w:sz w:val="20"/>
+        </w:rPr>
+        <w:t>Supplementary Table 3. JMSR-adjusted annual hospital growth model (2016-2024) with both exposures entered simultaneously.</w:t>
+      </w:r>
+    </w:p>
+    <w:tbl>
+      <w:tblPr>
+        <w:tblStyle w:val="TableGrid"/>
+        <w:tblW w:type="auto" w:w="0"/>
+        <w:tblLook w:firstColumn="1" w:firstRow="1" w:lastColumn="0" w:lastRow="0" w:noHBand="0" w:noVBand="1" w:val="04A0"/>
+      </w:tblPr>
+      <w:tblGrid>
+        <w:gridCol w:w="2340"/>
+        <w:gridCol w:w="2340"/>
+        <w:gridCol w:w="2340"/>
+        <w:gridCol w:w="2340"/>
+      </w:tblGrid>
+      <w:tr>
+        <w:tc>
+          <w:tcPr>
+            <w:tcW w:type="dxa" w:w="2340"/>
+          </w:tcPr>
+          <w:p>
+            <w:pPr>
+              <w:jc w:val="center"/>
+            </w:pPr>
+            <w:r>
+              <w:rPr>
+                <w:rFonts w:ascii="Times New Roman" w:hAnsi="Times New Roman"/>
+                <w:b/>
+                <w:sz w:val="18"/>
+              </w:rPr>
+              <w:t>Exposure</w:t>
+            </w:r>
+          </w:p>
+        </w:tc>
+        <w:tc>
+          <w:tcPr>
+            <w:tcW w:type="dxa" w:w="2340"/>
+          </w:tcPr>
+          <w:p>
+            <w:pPr>
+              <w:jc w:val="center"/>
+            </w:pPr>
+            <w:r>
+              <w:rPr>
+                <w:rFonts w:ascii="Times New Roman" w:hAnsi="Times New Roman"/>
+                <w:b/>
+                <w:sz w:val="18"/>
+              </w:rPr>
+              <w:t>Coefficient</w:t>
+            </w:r>
+          </w:p>
+        </w:tc>
+        <w:tc>
+          <w:tcPr>
+            <w:tcW w:type="dxa" w:w="2340"/>
+          </w:tcPr>
+          <w:p>
+            <w:pPr>
+              <w:jc w:val="center"/>
+            </w:pPr>
+            <w:r>
+              <w:rPr>
+                <w:rFonts w:ascii="Times New Roman" w:hAnsi="Times New Roman"/>
+                <w:b/>
+                <w:sz w:val="18"/>
+              </w:rPr>
+              <w:t>p</w:t>
+            </w:r>
+          </w:p>
+        </w:tc>
+        <w:tc>
+          <w:tcPr>
+            <w:tcW w:type="dxa" w:w="2340"/>
+          </w:tcPr>
+          <w:p>
+            <w:pPr>
+              <w:jc w:val="center"/>
+            </w:pPr>
+            <w:r>
+              <w:rPr>
+                <w:rFonts w:ascii="Times New Roman" w:hAnsi="Times New Roman"/>
+                <w:b/>
+                <w:sz w:val="18"/>
+              </w:rPr>
+              <w:t>n</w:t>
+            </w:r>
+          </w:p>
+        </w:tc>
+      </w:tr>
+      <w:tr>
+        <w:tc>
+          <w:tcPr>
+            <w:tcW w:type="dxa" w:w="2340"/>
+          </w:tcPr>
+          <w:p>
+            <w:r>
+              <w:rPr>
+                <w:rFonts w:ascii="Times New Roman" w:hAnsi="Times New Roman"/>
+                <w:sz w:val="18"/>
+              </w:rPr>
+              <w:t>Lagged litigation rate</w:t>
+            </w:r>
+          </w:p>
+        </w:tc>
+        <w:tc>
+          <w:tcPr>
+            <w:tcW w:type="dxa" w:w="2340"/>
+          </w:tcPr>
+          <w:p>
+            <w:pPr>
+              <w:jc w:val="center"/>
+            </w:pPr>
+            <w:r>
+              <w:rPr>
+                <w:rFonts w:ascii="Times New Roman" w:hAnsi="Times New Roman"/>
+                <w:sz w:val="18"/>
+              </w:rPr>
+              <w:t>+0.0021</w:t>
+            </w:r>
+          </w:p>
+        </w:tc>
+        <w:tc>
+          <w:tcPr>
+            <w:tcW w:type="dxa" w:w="2340"/>
+          </w:tcPr>
+          <w:p>
+            <w:pPr>
+              <w:jc w:val="center"/>
+            </w:pPr>
+            <w:r>
+              <w:rPr>
+                <w:rFonts w:ascii="Times New Roman" w:hAnsi="Times New Roman"/>
+                <w:sz w:val="18"/>
+              </w:rPr>
+              <w:t>0.26</w:t>
+            </w:r>
+          </w:p>
+        </w:tc>
+        <w:tc>
+          <w:tcPr>
+            <w:tcW w:type="dxa" w:w="2340"/>
+          </w:tcPr>
+          <w:p>
+            <w:pPr>
+              <w:jc w:val="center"/>
+            </w:pPr>
+            <w:r>
+              <w:rPr>
+                <w:rFonts w:ascii="Times New Roman" w:hAnsi="Times New Roman"/>
+                <w:sz w:val="18"/>
+              </w:rPr>
+              <w:t>108</w:t>
+            </w:r>
+          </w:p>
+        </w:tc>
+      </w:tr>
+      <w:tr>
+        <w:tc>
+          <w:tcPr>
+            <w:tcW w:type="dxa" w:w="2340"/>
+          </w:tcPr>
+          <w:p>
+            <w:r>
+              <w:rPr>
+                <w:rFonts w:ascii="Times New Roman" w:hAnsi="Times New Roman"/>
+                <w:sz w:val="18"/>
+              </w:rPr>
+              <w:t>Lagged JMSR report rate</w:t>
+            </w:r>
+          </w:p>
+        </w:tc>
+        <w:tc>
+          <w:tcPr>
+            <w:tcW w:type="dxa" w:w="2340"/>
+          </w:tcPr>
+          <w:p>
+            <w:pPr>
+              <w:jc w:val="center"/>
+            </w:pPr>
+            <w:r>
+              <w:rPr>
+                <w:rFonts w:ascii="Times New Roman" w:hAnsi="Times New Roman"/>
+                <w:sz w:val="18"/>
+              </w:rPr>
+              <w:t>-0.0009</w:t>
+            </w:r>
+          </w:p>
+        </w:tc>
+        <w:tc>
+          <w:tcPr>
+            <w:tcW w:type="dxa" w:w="2340"/>
+          </w:tcPr>
+          <w:p>
+            <w:pPr>
+              <w:jc w:val="center"/>
+            </w:pPr>
+            <w:r>
+              <w:rPr>
+                <w:rFonts w:ascii="Times New Roman" w:hAnsi="Times New Roman"/>
+                <w:sz w:val="18"/>
+              </w:rPr>
+              <w:t>0.66</w:t>
+            </w:r>
+          </w:p>
+        </w:tc>
+        <w:tc>
+          <w:tcPr>
+            <w:tcW w:type="dxa" w:w="2340"/>
+          </w:tcPr>
+          <w:p>
+            <w:pPr>
+              <w:jc w:val="center"/>
+            </w:pPr>
+            <w:r>
+              <w:rPr>
+                <w:rFonts w:ascii="Times New Roman" w:hAnsi="Times New Roman"/>
+                <w:sz w:val="18"/>
+              </w:rPr>
+              <w:t>108</w:t>
+            </w:r>
+          </w:p>
+        </w:tc>
+      </w:tr>
+    </w:tbl>
+    <w:p/>
     <w:sectPr>
       <w:pgSz w:w="12240" w:h="15840"/>
       <w:pgMar w:top="1440" w:right="1440" w:bottom="1440" w:left="1440" w:header="720" w:footer="720" w:gutter="0"/>

--- a/medical_accident_its_analysis/manuscript/hp_supplementary.docx
+++ b/medical_accident_its_analysis/manuscript/hp_supplementary.docx
@@ -656,6 +656,90 @@
                 <w:sz w:val="18"/>
               </w:rPr>
               <w:t>Sensitivity (2016-2024)</w:t>
+            </w:r>
+          </w:p>
+        </w:tc>
+      </w:tr>
+      <w:tr>
+        <w:tc>
+          <w:tcPr>
+            <w:tcW w:type="dxa" w:w="1872"/>
+          </w:tcPr>
+          <w:p>
+            <w:r>
+              <w:rPr>
+                <w:rFonts w:ascii="Times New Roman" w:hAnsi="Times New Roman"/>
+                <w:sz w:val="18"/>
+              </w:rPr>
+              <w:t>Newspaper article counts</w:t>
+            </w:r>
+          </w:p>
+        </w:tc>
+        <w:tc>
+          <w:tcPr>
+            <w:tcW w:type="dxa" w:w="1872"/>
+          </w:tcPr>
+          <w:p>
+            <w:pPr>
+              <w:jc w:val="center"/>
+            </w:pPr>
+            <w:r>
+              <w:rPr>
+                <w:rFonts w:ascii="Times New Roman" w:hAnsi="Times New Roman"/>
+                <w:sz w:val="18"/>
+              </w:rPr>
+              <w:t>Nikkei Telecom 21</w:t>
+            </w:r>
+          </w:p>
+        </w:tc>
+        <w:tc>
+          <w:tcPr>
+            <w:tcW w:type="dxa" w:w="1872"/>
+          </w:tcPr>
+          <w:p>
+            <w:pPr>
+              <w:jc w:val="center"/>
+            </w:pPr>
+            <w:r>
+              <w:rPr>
+                <w:rFonts w:ascii="Times New Roman" w:hAnsi="Times New Roman"/>
+                <w:sz w:val="18"/>
+              </w:rPr>
+              <w:t>Annual</w:t>
+            </w:r>
+          </w:p>
+        </w:tc>
+        <w:tc>
+          <w:tcPr>
+            <w:tcW w:type="dxa" w:w="1872"/>
+          </w:tcPr>
+          <w:p>
+            <w:pPr>
+              <w:jc w:val="center"/>
+            </w:pPr>
+            <w:r>
+              <w:rPr>
+                <w:rFonts w:ascii="Times New Roman" w:hAnsi="Times New Roman"/>
+                <w:sz w:val="18"/>
+              </w:rPr>
+              <w:t>2008–2018</w:t>
+            </w:r>
+          </w:p>
+        </w:tc>
+        <w:tc>
+          <w:tcPr>
+            <w:tcW w:type="dxa" w:w="1872"/>
+          </w:tcPr>
+          <w:p>
+            <w:pPr>
+              <w:jc w:val="center"/>
+            </w:pPr>
+            <w:r>
+              <w:rPr>
+                <w:rFonts w:ascii="Times New Roman" w:hAnsi="Times New Roman"/>
+                <w:sz w:val="18"/>
+              </w:rPr>
+              <w:t>Sensitivity (2009-2019)</w:t>
             </w:r>
           </w:p>
         </w:tc>
@@ -1440,6 +1524,241 @@
       </w:tr>
     </w:tbl>
     <w:p/>
+    <w:p>
+      <w:pPr>
+        <w:spacing w:before="280" w:after="120"/>
+      </w:pPr>
+      <w:r>
+        <w:rPr>
+          <w:rFonts w:ascii="Times New Roman" w:hAnsi="Times New Roman"/>
+          <w:b/>
+          <w:sz w:val="20"/>
+        </w:rPr>
+        <w:t>Supplementary Table 4. Media-adjusted annual hospital growth model (2009-2019) with a linear time trend; full year fixed effects are omitted because the national article-count series is collinear with them.</w:t>
+      </w:r>
+    </w:p>
+    <w:tbl>
+      <w:tblPr>
+        <w:tblStyle w:val="TableGrid"/>
+        <w:tblW w:type="auto" w:w="0"/>
+        <w:tblLook w:firstColumn="1" w:firstRow="1" w:lastColumn="0" w:lastRow="0" w:noHBand="0" w:noVBand="1" w:val="04A0"/>
+      </w:tblPr>
+      <w:tblGrid>
+        <w:gridCol w:w="2340"/>
+        <w:gridCol w:w="2340"/>
+        <w:gridCol w:w="2340"/>
+        <w:gridCol w:w="2340"/>
+      </w:tblGrid>
+      <w:tr>
+        <w:tc>
+          <w:tcPr>
+            <w:tcW w:type="dxa" w:w="2340"/>
+          </w:tcPr>
+          <w:p>
+            <w:pPr>
+              <w:jc w:val="center"/>
+            </w:pPr>
+            <w:r>
+              <w:rPr>
+                <w:rFonts w:ascii="Times New Roman" w:hAnsi="Times New Roman"/>
+                <w:b/>
+                <w:sz w:val="18"/>
+              </w:rPr>
+              <w:t>Exposure</w:t>
+            </w:r>
+          </w:p>
+        </w:tc>
+        <w:tc>
+          <w:tcPr>
+            <w:tcW w:type="dxa" w:w="2340"/>
+          </w:tcPr>
+          <w:p>
+            <w:pPr>
+              <w:jc w:val="center"/>
+            </w:pPr>
+            <w:r>
+              <w:rPr>
+                <w:rFonts w:ascii="Times New Roman" w:hAnsi="Times New Roman"/>
+                <w:b/>
+                <w:sz w:val="18"/>
+              </w:rPr>
+              <w:t>Coefficient</w:t>
+            </w:r>
+          </w:p>
+        </w:tc>
+        <w:tc>
+          <w:tcPr>
+            <w:tcW w:type="dxa" w:w="2340"/>
+          </w:tcPr>
+          <w:p>
+            <w:pPr>
+              <w:jc w:val="center"/>
+            </w:pPr>
+            <w:r>
+              <w:rPr>
+                <w:rFonts w:ascii="Times New Roman" w:hAnsi="Times New Roman"/>
+                <w:b/>
+                <w:sz w:val="18"/>
+              </w:rPr>
+              <w:t>p</w:t>
+            </w:r>
+          </w:p>
+        </w:tc>
+        <w:tc>
+          <w:tcPr>
+            <w:tcW w:type="dxa" w:w="2340"/>
+          </w:tcPr>
+          <w:p>
+            <w:pPr>
+              <w:jc w:val="center"/>
+            </w:pPr>
+            <w:r>
+              <w:rPr>
+                <w:rFonts w:ascii="Times New Roman" w:hAnsi="Times New Roman"/>
+                <w:b/>
+                <w:sz w:val="18"/>
+              </w:rPr>
+              <w:t>n</w:t>
+            </w:r>
+          </w:p>
+        </w:tc>
+      </w:tr>
+      <w:tr>
+        <w:tc>
+          <w:tcPr>
+            <w:tcW w:type="dxa" w:w="2340"/>
+          </w:tcPr>
+          <w:p>
+            <w:r>
+              <w:rPr>
+                <w:rFonts w:ascii="Times New Roman" w:hAnsi="Times New Roman"/>
+                <w:sz w:val="18"/>
+              </w:rPr>
+              <w:t>Lagged litigation rate</w:t>
+            </w:r>
+          </w:p>
+        </w:tc>
+        <w:tc>
+          <w:tcPr>
+            <w:tcW w:type="dxa" w:w="2340"/>
+          </w:tcPr>
+          <w:p>
+            <w:pPr>
+              <w:jc w:val="center"/>
+            </w:pPr>
+            <w:r>
+              <w:rPr>
+                <w:rFonts w:ascii="Times New Roman" w:hAnsi="Times New Roman"/>
+                <w:sz w:val="18"/>
+              </w:rPr>
+              <w:t>-0.0003</w:t>
+            </w:r>
+          </w:p>
+        </w:tc>
+        <w:tc>
+          <w:tcPr>
+            <w:tcW w:type="dxa" w:w="2340"/>
+          </w:tcPr>
+          <w:p>
+            <w:pPr>
+              <w:jc w:val="center"/>
+            </w:pPr>
+            <w:r>
+              <w:rPr>
+                <w:rFonts w:ascii="Times New Roman" w:hAnsi="Times New Roman"/>
+                <w:sz w:val="18"/>
+              </w:rPr>
+              <w:t>0.71</w:t>
+            </w:r>
+          </w:p>
+        </w:tc>
+        <w:tc>
+          <w:tcPr>
+            <w:tcW w:type="dxa" w:w="2340"/>
+          </w:tcPr>
+          <w:p>
+            <w:pPr>
+              <w:jc w:val="center"/>
+            </w:pPr>
+            <w:r>
+              <w:rPr>
+                <w:rFonts w:ascii="Times New Roman" w:hAnsi="Times New Roman"/>
+                <w:sz w:val="18"/>
+              </w:rPr>
+              <w:t>120</w:t>
+            </w:r>
+          </w:p>
+        </w:tc>
+      </w:tr>
+      <w:tr>
+        <w:tc>
+          <w:tcPr>
+            <w:tcW w:type="dxa" w:w="2340"/>
+          </w:tcPr>
+          <w:p>
+            <w:r>
+              <w:rPr>
+                <w:rFonts w:ascii="Times New Roman" w:hAnsi="Times New Roman"/>
+                <w:sz w:val="18"/>
+              </w:rPr>
+              <w:t>Lagged media count (per 1,000 articles)</w:t>
+            </w:r>
+          </w:p>
+        </w:tc>
+        <w:tc>
+          <w:tcPr>
+            <w:tcW w:type="dxa" w:w="2340"/>
+          </w:tcPr>
+          <w:p>
+            <w:pPr>
+              <w:jc w:val="center"/>
+            </w:pPr>
+            <w:r>
+              <w:rPr>
+                <w:rFonts w:ascii="Times New Roman" w:hAnsi="Times New Roman"/>
+                <w:sz w:val="18"/>
+              </w:rPr>
+              <w:t>-0.0014</w:t>
+            </w:r>
+          </w:p>
+        </w:tc>
+        <w:tc>
+          <w:tcPr>
+            <w:tcW w:type="dxa" w:w="2340"/>
+          </w:tcPr>
+          <w:p>
+            <w:pPr>
+              <w:jc w:val="center"/>
+            </w:pPr>
+            <w:r>
+              <w:rPr>
+                <w:rFonts w:ascii="Times New Roman" w:hAnsi="Times New Roman"/>
+                <w:sz w:val="18"/>
+              </w:rPr>
+              <w:t>0.18</w:t>
+            </w:r>
+          </w:p>
+        </w:tc>
+        <w:tc>
+          <w:tcPr>
+            <w:tcW w:type="dxa" w:w="2340"/>
+          </w:tcPr>
+          <w:p>
+            <w:pPr>
+              <w:jc w:val="center"/>
+            </w:pPr>
+            <w:r>
+              <w:rPr>
+                <w:rFonts w:ascii="Times New Roman" w:hAnsi="Times New Roman"/>
+                <w:sz w:val="18"/>
+              </w:rPr>
+              <w:t>120</w:t>
+            </w:r>
+          </w:p>
+        </w:tc>
+      </w:tr>
+    </w:tbl>
+    <w:p/>
     <w:sectPr>
       <w:pgSz w:w="12240" w:h="15840"/>
       <w:pgMar w:top="1440" w:right="1440" w:bottom="1440" w:left="1440" w:header="720" w:footer="720" w:gutter="0"/>

--- a/medical_accident_its_analysis/manuscript/hp_supplementary.docx
+++ b/medical_accident_its_analysis/manuscript/hp_supplementary.docx
@@ -739,7 +739,7 @@
                 <w:rFonts w:ascii="Times New Roman" w:hAnsi="Times New Roman"/>
                 <w:sz w:val="18"/>
               </w:rPr>
-              <w:t>Sensitivity (2009-2019)</w:t>
+              <w:t>Sensitivity (2009-2018)</w:t>
             </w:r>
           </w:p>
         </w:tc>
@@ -1534,7 +1534,7 @@
           <w:b/>
           <w:sz w:val="20"/>
         </w:rPr>
-        <w:t>Supplementary Table 4. Media-adjusted annual hospital growth model (2009-2019) with a linear time trend; full year fixed effects are omitted because the national article-count series is collinear with them.</w:t>
+        <w:t>Supplementary Table 4. Media-adjusted annual hospital growth model (2009-2018) with a linear time trend; full year fixed effects are omitted because the national article-count series is collinear with them.</w:t>
       </w:r>
     </w:p>
     <w:tbl>

--- a/medical_accident_its_analysis/manuscript/hp_supplementary.docx
+++ b/medical_accident_its_analysis/manuscript/hp_supplementary.docx
@@ -25,7 +25,7 @@
           <w:i w:val="0"/>
           <w:sz w:val="24"/>
         </w:rPr>
-        <w:t>Supplementary Figure 1. Closed malpractice claims per 1,000 physicians by specialty, 2008–2024 (rates, not counts).</w:t>
+        <w:t>Supplementary Figure 1. Closed malpractice claims per 1,000 physicians by specialty, 2008-2024 (rates, not counts).</w:t>
       </w:r>
     </w:p>
     <w:p>
@@ -302,7 +302,7 @@
                 <w:rFonts w:ascii="Times New Roman" w:hAnsi="Times New Roman"/>
                 <w:sz w:val="18"/>
               </w:rPr>
-              <w:t>2004–2024</w:t>
+              <w:t>2004-2024</w:t>
             </w:r>
           </w:p>
         </w:tc>
@@ -386,7 +386,7 @@
                 <w:rFonts w:ascii="Times New Roman" w:hAnsi="Times New Roman"/>
                 <w:sz w:val="18"/>
               </w:rPr>
-              <w:t>2008–2024</w:t>
+              <w:t>2008-2024</w:t>
             </w:r>
           </w:p>
         </w:tc>
@@ -470,7 +470,7 @@
                 <w:rFonts w:ascii="Times New Roman" w:hAnsi="Times New Roman"/>
                 <w:sz w:val="18"/>
               </w:rPr>
-              <w:t>2008–2024</w:t>
+              <w:t>2008-2024</w:t>
             </w:r>
           </w:p>
         </w:tc>
@@ -554,7 +554,7 @@
                 <w:rFonts w:ascii="Times New Roman" w:hAnsi="Times New Roman"/>
                 <w:sz w:val="18"/>
               </w:rPr>
-              <w:t>2008–2023</w:t>
+              <w:t>2008-2023</w:t>
             </w:r>
           </w:p>
         </w:tc>
@@ -638,7 +638,7 @@
                 <w:rFonts w:ascii="Times New Roman" w:hAnsi="Times New Roman"/>
                 <w:sz w:val="18"/>
               </w:rPr>
-              <w:t>2015–2024</w:t>
+              <w:t>2015-2024</w:t>
             </w:r>
           </w:p>
         </w:tc>
@@ -722,7 +722,7 @@
                 <w:rFonts w:ascii="Times New Roman" w:hAnsi="Times New Roman"/>
                 <w:sz w:val="18"/>
               </w:rPr>
-              <w:t>2008–2018</w:t>
+              <w:t>2008-2018</w:t>
             </w:r>
           </w:p>
         </w:tc>
@@ -1848,7 +1848,7 @@
     <w:lvl w:ilvl="0">
       <w:start w:val="1"/>
       <w:numFmt w:val="bullet"/>
-      <w:lvlText w:val=""/>
+      <w:lvlText w:val="*"/>
       <w:lvlJc w:val="left"/>
       <w:pPr>
         <w:tabs>
@@ -1869,7 +1869,7 @@
       <w:start w:val="1"/>
       <w:numFmt w:val="bullet"/>
       <w:pStyle w:val="ListBullet3"/>
-      <w:lvlText w:val=""/>
+      <w:lvlText w:val="*"/>
       <w:lvlJc w:val="left"/>
       <w:pPr>
         <w:tabs>
@@ -1890,7 +1890,7 @@
       <w:start w:val="1"/>
       <w:numFmt w:val="bullet"/>
       <w:pStyle w:val="ListBullet2"/>
-      <w:lvlText w:val=""/>
+      <w:lvlText w:val="*"/>
       <w:lvlJc w:val="left"/>
       <w:pPr>
         <w:tabs>
@@ -1929,7 +1929,7 @@
       <w:start w:val="1"/>
       <w:numFmt w:val="bullet"/>
       <w:pStyle w:val="ListBullet"/>
-      <w:lvlText w:val=""/>
+      <w:lvlText w:val="*"/>
       <w:lvlJc w:val="left"/>
       <w:pPr>
         <w:tabs>
@@ -25673,10 +25673,10 @@
         <a:latin typeface="Calibri"/>
         <a:ea typeface=""/>
         <a:cs typeface=""/>
-        <a:font script="Jpan" typeface="ＭＳ ゴシック"/>
-        <a:font script="Hang" typeface="맑은 고딕"/>
-        <a:font script="Hans" typeface="宋体"/>
-        <a:font script="Hant" typeface="新細明體"/>
+        <a:font script="Jpan" typeface="MS Gothic"/>
+        <a:font script="Hang" typeface="Malgun Gothic"/>
+        <a:font script="Hans" typeface="SimSun"/>
+        <a:font script="Hant" typeface="PMingLiU"/>
         <a:font script="Arab" typeface="Times New Roman"/>
         <a:font script="Hebr" typeface="Times New Roman"/>
         <a:font script="Thai" typeface="Angsana New"/>
@@ -25708,10 +25708,10 @@
         <a:latin typeface="Cambria"/>
         <a:ea typeface=""/>
         <a:cs typeface=""/>
-        <a:font script="Jpan" typeface="ＭＳ 明朝"/>
-        <a:font script="Hang" typeface="맑은 고딕"/>
-        <a:font script="Hans" typeface="宋体"/>
-        <a:font script="Hant" typeface="新細明體"/>
+        <a:font script="Jpan" typeface="MS Mincho"/>
+        <a:font script="Hang" typeface="Malgun Gothic"/>
+        <a:font script="Hans" typeface="SimSun"/>
+        <a:font script="Hant" typeface="PMingLiU"/>
         <a:font script="Arab" typeface="Arial"/>
         <a:font script="Hebr" typeface="Arial"/>
         <a:font script="Thai" typeface="Cordia New"/>
